--- a/2022/Revision Batch/V2022.1.000/CF3R/2022-CF3R-MCH-29-SupplyDuctSurfaceAreaBuriedDucts.docx
+++ b/2022/Revision Batch/V2022.1.000/CF3R/2022-CF3R-MCH-29-SupplyDuctSurfaceAreaBuriedDucts.docx
@@ -1983,25 +1983,7 @@
                 <w:sz w:val="18"/>
                 <w:szCs w:val="18"/>
               </w:rPr>
-              <w:t>segment, ceiling insulation depth, type (</w:t>
-            </w:r>
-            <w:proofErr w:type="gramStart"/>
-            <w:r>
-              <w:rPr>
-                <w:rFonts w:asciiTheme="minorHAnsi" w:hAnsiTheme="minorHAnsi"/>
-                <w:sz w:val="18"/>
-                <w:szCs w:val="18"/>
-              </w:rPr>
-              <w:t>i.e.</w:t>
-            </w:r>
-            <w:proofErr w:type="gramEnd"/>
-            <w:r>
-              <w:rPr>
-                <w:rFonts w:asciiTheme="minorHAnsi" w:hAnsiTheme="minorHAnsi"/>
-                <w:sz w:val="18"/>
-                <w:szCs w:val="18"/>
-              </w:rPr>
-              <w:t xml:space="preserve"> fiberglass or cellulose), and R-value, and supply and return register locations</w:t>
+              <w:t>segment, ceiling insulation depth, type (i.e. fiberglass or cellulose), and R-value, and supply and return register locations</w:t>
             </w:r>
             <w:r>
               <w:rPr>
@@ -2287,25 +2269,7 @@
                 <w:sz w:val="18"/>
                 <w:szCs w:val="18"/>
               </w:rPr>
-              <w:t>(</w:t>
-            </w:r>
-            <w:proofErr w:type="gramStart"/>
-            <w:r>
-              <w:rPr>
-                <w:rFonts w:asciiTheme="minorHAnsi" w:hAnsiTheme="minorHAnsi"/>
-                <w:sz w:val="18"/>
-                <w:szCs w:val="18"/>
-              </w:rPr>
-              <w:t>i.e.</w:t>
-            </w:r>
-            <w:proofErr w:type="gramEnd"/>
-            <w:r>
-              <w:rPr>
-                <w:rFonts w:asciiTheme="minorHAnsi" w:hAnsiTheme="minorHAnsi"/>
-                <w:sz w:val="18"/>
-                <w:szCs w:val="18"/>
-              </w:rPr>
-              <w:t xml:space="preserve"> </w:t>
+              <w:t xml:space="preserve">(i.e. </w:t>
             </w:r>
             <w:r>
               <w:rPr>
@@ -3168,25 +3132,7 @@
                 <w:sz w:val="18"/>
                 <w:szCs w:val="18"/>
               </w:rPr>
-              <w:t>ceiling insulation depth, type (</w:t>
-            </w:r>
-            <w:proofErr w:type="gramStart"/>
-            <w:r>
-              <w:rPr>
-                <w:rFonts w:asciiTheme="minorHAnsi" w:hAnsiTheme="minorHAnsi"/>
-                <w:sz w:val="18"/>
-                <w:szCs w:val="18"/>
-              </w:rPr>
-              <w:t>i.e.</w:t>
-            </w:r>
-            <w:proofErr w:type="gramEnd"/>
-            <w:r>
-              <w:rPr>
-                <w:rFonts w:asciiTheme="minorHAnsi" w:hAnsiTheme="minorHAnsi"/>
-                <w:sz w:val="18"/>
-                <w:szCs w:val="18"/>
-              </w:rPr>
-              <w:t xml:space="preserve"> fiberglass or cellulose), and R-value, </w:t>
+              <w:t xml:space="preserve">ceiling insulation depth, type (i.e. fiberglass or cellulose), and R-value, </w:t>
             </w:r>
             <w:r>
               <w:rPr>
@@ -5590,21 +5536,7 @@
               <w:rPr>
                 <w:rFonts w:ascii="Calibri" w:eastAsiaTheme="minorEastAsia" w:hAnsi="Calibri" w:cstheme="minorBidi"/>
               </w:rPr>
-              <w:t xml:space="preserve"> that a registered copy of this Certificate of Verification shall be </w:t>
-            </w:r>
-            <w:proofErr w:type="gramStart"/>
-            <w:r>
-              <w:rPr>
-                <w:rFonts w:ascii="Calibri" w:eastAsiaTheme="minorEastAsia" w:hAnsi="Calibri" w:cstheme="minorBidi"/>
-              </w:rPr>
-              <w:t>posted, or</w:t>
-            </w:r>
-            <w:proofErr w:type="gramEnd"/>
-            <w:r>
-              <w:rPr>
-                <w:rFonts w:ascii="Calibri" w:eastAsiaTheme="minorEastAsia" w:hAnsi="Calibri" w:cstheme="minorBidi"/>
-              </w:rPr>
-              <w:t xml:space="preserve"> made available with the building permit(s) issued for the building, and made available to the enforcement agency for all applicable inspections, and I will take the necessary steps to ensure this requirement is accomplished. </w:t>
+              <w:t xml:space="preserve"> that a registered copy of this Certificate of Verification shall be posted, or made available with the building permit(s) issued for the building, and made available to the enforcement agency for all applicable inspections, and I will take the necessary steps to ensure this requirement is accomplished. </w:t>
             </w:r>
           </w:p>
           <w:p>
@@ -7219,21 +7151,7 @@
         <w:rPr>
           <w:rFonts w:asciiTheme="minorHAnsi" w:hAnsiTheme="minorHAnsi"/>
         </w:rPr>
-        <w:t xml:space="preserve"> If one or more applicable requirements are not met “Fail” will appear in the row above. When this </w:t>
-      </w:r>
-      <w:proofErr w:type="gramStart"/>
-      <w:r>
-        <w:rPr>
-          <w:rFonts w:asciiTheme="minorHAnsi" w:hAnsiTheme="minorHAnsi"/>
-        </w:rPr>
-        <w:t>occurs</w:t>
-      </w:r>
-      <w:proofErr w:type="gramEnd"/>
-      <w:r>
-        <w:rPr>
-          <w:rFonts w:asciiTheme="minorHAnsi" w:hAnsiTheme="minorHAnsi"/>
-        </w:rPr>
-        <w:t xml:space="preserve"> the rater is required to enter detailed notes here that describe what failed and why. </w:t>
+        <w:t xml:space="preserve"> If one or more applicable requirements are not met “Fail” will appear in the row above. When this occurs the rater is required to enter detailed notes here that describe what failed and why. </w:t>
       </w:r>
     </w:p>
     <w:p>
@@ -7675,7 +7593,368 @@
       <w:pPr>
         <w:rPr>
           <w:rFonts w:asciiTheme="minorHAnsi" w:hAnsiTheme="minorHAnsi"/>
-          <w:i/>
+          <w:iCs/>
+          <w:sz w:val="18"/>
+          <w:szCs w:val="18"/>
+        </w:rPr>
+      </w:pPr>
+    </w:p>
+    <w:p>
+      <w:pPr>
+        <w:rPr>
+          <w:rFonts w:asciiTheme="minorHAnsi" w:hAnsiTheme="minorHAnsi"/>
+          <w:iCs/>
+          <w:sz w:val="18"/>
+          <w:szCs w:val="18"/>
+        </w:rPr>
+      </w:pPr>
+    </w:p>
+    <w:p>
+      <w:pPr>
+        <w:rPr>
+          <w:ins w:id="4" w:author="Author"/>
+          <w:rFonts w:asciiTheme="minorHAnsi" w:hAnsiTheme="minorHAnsi"/>
+          <w:b/>
+          <w:bCs/>
+        </w:rPr>
+      </w:pPr>
+      <w:ins w:id="5" w:author="Author">
+        <w:r>
+          <w:rPr>
+            <w:rFonts w:asciiTheme="minorHAnsi" w:hAnsiTheme="minorHAnsi"/>
+            <w:b/>
+            <w:bCs/>
+          </w:rPr>
+          <w:t>Section E. Duct System Design Details</w:t>
+        </w:r>
+      </w:ins>
+    </w:p>
+    <w:p>
+      <w:pPr>
+        <w:rPr>
+          <w:ins w:id="6" w:author="Author"/>
+          <w:rFonts w:asciiTheme="minorHAnsi" w:hAnsiTheme="minorHAnsi"/>
+          <w:b/>
+          <w:bCs/>
+          <w:iCs/>
+        </w:rPr>
+      </w:pPr>
+      <w:ins w:id="7" w:author="Author">
+        <w:r>
+          <w:rPr>
+            <w:rFonts w:asciiTheme="minorHAnsi" w:hAnsiTheme="minorHAnsi"/>
+          </w:rPr>
+          <w:t>This table is a calculated field: table copied from LMCC-PRF-01</w:t>
+        </w:r>
+      </w:ins>
+    </w:p>
+    <w:p>
+      <w:pPr>
+        <w:numPr>
+          <w:ilvl w:val="0"/>
+          <w:numId w:val="23"/>
+        </w:numPr>
+        <w:rPr>
+          <w:ins w:id="8" w:author="Author"/>
+          <w:rFonts w:asciiTheme="minorHAnsi" w:hAnsiTheme="minorHAnsi"/>
+        </w:rPr>
+      </w:pPr>
+      <w:ins w:id="9" w:author="Author">
+        <w:r>
+          <w:rPr>
+            <w:rFonts w:asciiTheme="minorHAnsi" w:eastAsia="Calibri" w:hAnsiTheme="minorHAnsi" w:cstheme="minorHAnsi"/>
+          </w:rPr>
+          <w:t>Reference information from LMCC-PRF-01</w:t>
+        </w:r>
+        <w:r>
+          <w:rPr>
+            <w:rFonts w:asciiTheme="minorHAnsi" w:eastAsia="Calibri" w:hAnsiTheme="minorHAnsi" w:cstheme="minorHAnsi"/>
+          </w:rPr>
+          <w:t xml:space="preserve">, </w:t>
+        </w:r>
+        <w:r>
+          <w:rPr>
+            <w:rFonts w:ascii="Calibri" w:hAnsi="Calibri"/>
+          </w:rPr>
+          <w:t>which must be completed prior to this document.</w:t>
+        </w:r>
+      </w:ins>
+    </w:p>
+    <w:p>
+      <w:pPr>
+        <w:pStyle w:val="ListParagraph"/>
+        <w:numPr>
+          <w:ilvl w:val="0"/>
+          <w:numId w:val="23"/>
+        </w:numPr>
+        <w:rPr>
+          <w:ins w:id="10" w:author="Author"/>
+          <w:rFonts w:asciiTheme="minorHAnsi" w:hAnsiTheme="minorHAnsi"/>
+        </w:rPr>
+      </w:pPr>
+      <w:ins w:id="11" w:author="Author">
+        <w:r>
+          <w:rPr>
+            <w:rFonts w:asciiTheme="minorHAnsi" w:hAnsiTheme="minorHAnsi"/>
+          </w:rPr>
+          <w:t>Reference information from LMCC-PRF-01</w:t>
+        </w:r>
+        <w:r>
+          <w:rPr>
+            <w:rFonts w:asciiTheme="minorHAnsi" w:eastAsia="Calibri" w:hAnsiTheme="minorHAnsi" w:cstheme="minorHAnsi"/>
+          </w:rPr>
+          <w:t xml:space="preserve">, </w:t>
+        </w:r>
+        <w:r>
+          <w:rPr>
+            <w:rFonts w:ascii="Calibri" w:hAnsi="Calibri"/>
+          </w:rPr>
+          <w:t>which must be completed prior to this document.</w:t>
+        </w:r>
+      </w:ins>
+    </w:p>
+    <w:p>
+      <w:pPr>
+        <w:pStyle w:val="ListParagraph"/>
+        <w:numPr>
+          <w:ilvl w:val="0"/>
+          <w:numId w:val="23"/>
+        </w:numPr>
+        <w:rPr>
+          <w:ins w:id="12" w:author="Author"/>
+          <w:rFonts w:asciiTheme="minorHAnsi" w:hAnsiTheme="minorHAnsi"/>
+        </w:rPr>
+      </w:pPr>
+      <w:ins w:id="13" w:author="Author">
+        <w:r>
+          <w:rPr>
+            <w:rFonts w:asciiTheme="minorHAnsi" w:hAnsiTheme="minorHAnsi"/>
+          </w:rPr>
+          <w:t>Reference information from LMCC-PRF-01</w:t>
+        </w:r>
+        <w:r>
+          <w:rPr>
+            <w:rFonts w:asciiTheme="minorHAnsi" w:hAnsiTheme="minorHAnsi"/>
+          </w:rPr>
+          <w:t>,</w:t>
+        </w:r>
+        <w:r>
+          <w:rPr>
+            <w:rFonts w:asciiTheme="minorHAnsi" w:eastAsia="Calibri" w:hAnsiTheme="minorHAnsi" w:cstheme="minorHAnsi"/>
+          </w:rPr>
+          <w:t xml:space="preserve"> </w:t>
+        </w:r>
+        <w:r>
+          <w:rPr>
+            <w:rFonts w:ascii="Calibri" w:hAnsi="Calibri"/>
+          </w:rPr>
+          <w:t>which must be completed prior to this document.</w:t>
+        </w:r>
+      </w:ins>
+    </w:p>
+    <w:p>
+      <w:pPr>
+        <w:pStyle w:val="ListParagraph"/>
+        <w:numPr>
+          <w:ilvl w:val="0"/>
+          <w:numId w:val="23"/>
+        </w:numPr>
+        <w:rPr>
+          <w:ins w:id="14" w:author="Author"/>
+          <w:rFonts w:asciiTheme="minorHAnsi" w:hAnsiTheme="minorHAnsi"/>
+        </w:rPr>
+      </w:pPr>
+      <w:ins w:id="15" w:author="Author">
+        <w:r>
+          <w:rPr>
+            <w:rFonts w:asciiTheme="minorHAnsi" w:hAnsiTheme="minorHAnsi"/>
+          </w:rPr>
+          <w:t>Reference information from LMCC-PRF-01</w:t>
+        </w:r>
+        <w:r>
+          <w:rPr>
+            <w:rFonts w:asciiTheme="minorHAnsi" w:eastAsia="Calibri" w:hAnsiTheme="minorHAnsi" w:cstheme="minorHAnsi"/>
+          </w:rPr>
+          <w:t xml:space="preserve">, </w:t>
+        </w:r>
+        <w:r>
+          <w:rPr>
+            <w:rFonts w:ascii="Calibri" w:hAnsi="Calibri"/>
+          </w:rPr>
+          <w:t>which must be completed prior to this document.</w:t>
+        </w:r>
+      </w:ins>
+    </w:p>
+    <w:p>
+      <w:pPr>
+        <w:pStyle w:val="ListParagraph"/>
+        <w:numPr>
+          <w:ilvl w:val="0"/>
+          <w:numId w:val="23"/>
+        </w:numPr>
+        <w:rPr>
+          <w:ins w:id="16" w:author="Author"/>
+          <w:rFonts w:asciiTheme="minorHAnsi" w:hAnsiTheme="minorHAnsi"/>
+        </w:rPr>
+      </w:pPr>
+      <w:ins w:id="17" w:author="Author">
+        <w:r>
+          <w:rPr>
+            <w:rFonts w:asciiTheme="minorHAnsi" w:hAnsiTheme="minorHAnsi"/>
+          </w:rPr>
+          <w:t>Reference information from LMCC-PRF-01</w:t>
+        </w:r>
+        <w:r>
+          <w:rPr>
+            <w:rFonts w:asciiTheme="minorHAnsi" w:eastAsia="Calibri" w:hAnsiTheme="minorHAnsi" w:cstheme="minorHAnsi"/>
+          </w:rPr>
+          <w:t xml:space="preserve">, </w:t>
+        </w:r>
+        <w:r>
+          <w:rPr>
+            <w:rFonts w:ascii="Calibri" w:hAnsi="Calibri"/>
+          </w:rPr>
+          <w:t>which must be completed prior to this document.</w:t>
+        </w:r>
+      </w:ins>
+    </w:p>
+    <w:p>
+      <w:pPr>
+        <w:pStyle w:val="ListParagraph"/>
+        <w:numPr>
+          <w:ilvl w:val="0"/>
+          <w:numId w:val="23"/>
+        </w:numPr>
+        <w:rPr>
+          <w:ins w:id="18" w:author="Author"/>
+          <w:rFonts w:asciiTheme="minorHAnsi" w:hAnsiTheme="minorHAnsi"/>
+        </w:rPr>
+      </w:pPr>
+      <w:ins w:id="19" w:author="Author">
+        <w:r>
+          <w:rPr>
+            <w:rFonts w:asciiTheme="minorHAnsi" w:hAnsiTheme="minorHAnsi"/>
+          </w:rPr>
+          <w:t>Reference information from LMCC-PRF-01</w:t>
+        </w:r>
+        <w:r>
+          <w:rPr>
+            <w:rFonts w:asciiTheme="minorHAnsi" w:eastAsia="Calibri" w:hAnsiTheme="minorHAnsi" w:cstheme="minorHAnsi"/>
+          </w:rPr>
+          <w:t xml:space="preserve">, </w:t>
+        </w:r>
+        <w:r>
+          <w:rPr>
+            <w:rFonts w:ascii="Calibri" w:hAnsi="Calibri"/>
+          </w:rPr>
+          <w:t>which must be completed prior to this document.</w:t>
+        </w:r>
+      </w:ins>
+    </w:p>
+    <w:p>
+      <w:pPr>
+        <w:pStyle w:val="ListParagraph"/>
+        <w:numPr>
+          <w:ilvl w:val="0"/>
+          <w:numId w:val="23"/>
+        </w:numPr>
+        <w:rPr>
+          <w:ins w:id="20" w:author="Author"/>
+          <w:rFonts w:asciiTheme="minorHAnsi" w:hAnsiTheme="minorHAnsi"/>
+        </w:rPr>
+      </w:pPr>
+      <w:ins w:id="21" w:author="Author">
+        <w:r>
+          <w:rPr>
+            <w:rFonts w:asciiTheme="minorHAnsi" w:hAnsiTheme="minorHAnsi"/>
+          </w:rPr>
+          <w:t>Reference information from LMCC-PRF-01</w:t>
+        </w:r>
+        <w:r>
+          <w:rPr>
+            <w:rFonts w:asciiTheme="minorHAnsi" w:eastAsia="Calibri" w:hAnsiTheme="minorHAnsi" w:cstheme="minorHAnsi"/>
+          </w:rPr>
+          <w:t xml:space="preserve">, </w:t>
+        </w:r>
+        <w:r>
+          <w:rPr>
+            <w:rFonts w:ascii="Calibri" w:hAnsi="Calibri"/>
+          </w:rPr>
+          <w:t>which must be completed prior to this document.</w:t>
+        </w:r>
+      </w:ins>
+    </w:p>
+    <w:p>
+      <w:pPr>
+        <w:pStyle w:val="ListParagraph"/>
+        <w:numPr>
+          <w:ilvl w:val="0"/>
+          <w:numId w:val="23"/>
+        </w:numPr>
+        <w:rPr>
+          <w:ins w:id="22" w:author="Author"/>
+          <w:rFonts w:asciiTheme="minorHAnsi" w:hAnsiTheme="minorHAnsi"/>
+        </w:rPr>
+      </w:pPr>
+      <w:ins w:id="23" w:author="Author">
+        <w:r>
+          <w:rPr>
+            <w:rFonts w:asciiTheme="minorHAnsi" w:hAnsiTheme="minorHAnsi"/>
+          </w:rPr>
+          <w:t>Reference information from LMCC-PRF-01</w:t>
+        </w:r>
+        <w:r>
+          <w:rPr>
+            <w:rFonts w:asciiTheme="minorHAnsi" w:eastAsia="Calibri" w:hAnsiTheme="minorHAnsi" w:cstheme="minorHAnsi"/>
+          </w:rPr>
+          <w:t xml:space="preserve">, </w:t>
+        </w:r>
+        <w:r>
+          <w:rPr>
+            <w:rFonts w:ascii="Calibri" w:hAnsi="Calibri"/>
+          </w:rPr>
+          <w:t>which must be completed prior to this document.</w:t>
+        </w:r>
+      </w:ins>
+    </w:p>
+    <w:p>
+      <w:pPr>
+        <w:pStyle w:val="ListParagraph"/>
+        <w:numPr>
+          <w:ilvl w:val="0"/>
+          <w:numId w:val="23"/>
+        </w:numPr>
+        <w:rPr>
+          <w:ins w:id="24" w:author="Author"/>
+          <w:rFonts w:asciiTheme="minorHAnsi" w:hAnsiTheme="minorHAnsi"/>
+        </w:rPr>
+      </w:pPr>
+      <w:ins w:id="25" w:author="Author">
+        <w:r>
+          <w:rPr>
+            <w:rFonts w:asciiTheme="minorHAnsi" w:hAnsiTheme="minorHAnsi"/>
+          </w:rPr>
+          <w:t>Reference information from LMCC-PRF-01</w:t>
+        </w:r>
+        <w:r>
+          <w:rPr>
+            <w:rFonts w:asciiTheme="minorHAnsi" w:eastAsia="Calibri" w:hAnsiTheme="minorHAnsi" w:cstheme="minorHAnsi"/>
+          </w:rPr>
+          <w:t xml:space="preserve">, </w:t>
+        </w:r>
+        <w:r>
+          <w:rPr>
+            <w:rFonts w:ascii="Calibri" w:hAnsi="Calibri"/>
+          </w:rPr>
+          <w:t>which must be completed prior to this document.</w:t>
+        </w:r>
+      </w:ins>
+    </w:p>
+    <w:p>
+      <w:pPr>
+        <w:rPr>
+          <w:rFonts w:asciiTheme="minorHAnsi" w:hAnsiTheme="minorHAnsi"/>
+          <w:iCs/>
           <w:sz w:val="18"/>
           <w:szCs w:val="18"/>
         </w:rPr>
@@ -8491,25 +8770,7 @@
                 <w:sz w:val="18"/>
                 <w:szCs w:val="18"/>
               </w:rPr>
-              <w:t xml:space="preserve">flags: Deeply Buried Ducts Compliance Credit = </w:t>
-            </w:r>
-            <w:proofErr w:type="gramStart"/>
-            <w:r>
-              <w:rPr>
-                <w:rFonts w:asciiTheme="minorHAnsi" w:hAnsiTheme="minorHAnsi"/>
-                <w:sz w:val="18"/>
-                <w:szCs w:val="18"/>
-              </w:rPr>
-              <w:t>true ,</w:t>
-            </w:r>
-            <w:proofErr w:type="gramEnd"/>
-            <w:r>
-              <w:rPr>
-                <w:rFonts w:asciiTheme="minorHAnsi" w:hAnsiTheme="minorHAnsi"/>
-                <w:sz w:val="18"/>
-                <w:szCs w:val="18"/>
-              </w:rPr>
-              <w:t xml:space="preserve"> then display message directing use of RA3.1.4.1.6 and display Table D below;  else display message "N/A" or some equivalent message&gt;&gt;</w:t>
+              <w:t>flags: Deeply Buried Ducts Compliance Credit = true , then display message directing use of RA3.1.4.1.6 and display Table D below;  else display message "N/A" or some equivalent message&gt;&gt;</w:t>
             </w:r>
           </w:p>
         </w:tc>
@@ -9759,25 +10020,7 @@
                 <w:sz w:val="18"/>
                 <w:szCs w:val="18"/>
               </w:rPr>
-              <w:t>nominal diameter, R-value, and length of each segment, ceiling insulation depth, type (</w:t>
-            </w:r>
-            <w:proofErr w:type="gramStart"/>
-            <w:r>
-              <w:rPr>
-                <w:rFonts w:asciiTheme="minorHAnsi" w:hAnsiTheme="minorHAnsi"/>
-                <w:sz w:val="18"/>
-                <w:szCs w:val="18"/>
-              </w:rPr>
-              <w:t>i.e.</w:t>
-            </w:r>
-            <w:proofErr w:type="gramEnd"/>
-            <w:r>
-              <w:rPr>
-                <w:rFonts w:asciiTheme="minorHAnsi" w:hAnsiTheme="minorHAnsi"/>
-                <w:sz w:val="18"/>
-                <w:szCs w:val="18"/>
-              </w:rPr>
-              <w:t xml:space="preserve"> fiberglass or cellulose), and R-value, and supply and return register locations.</w:t>
+              <w:t>nominal diameter, R-value, and length of each segment, ceiling insulation depth, type (i.e. fiberglass or cellulose), and R-value, and supply and return register locations.</w:t>
             </w:r>
           </w:p>
         </w:tc>
@@ -10055,25 +10298,7 @@
                 <w:sz w:val="18"/>
                 <w:szCs w:val="18"/>
               </w:rPr>
-              <w:t>(</w:t>
-            </w:r>
-            <w:proofErr w:type="gramStart"/>
-            <w:r>
-              <w:rPr>
-                <w:rFonts w:asciiTheme="minorHAnsi" w:hAnsiTheme="minorHAnsi"/>
-                <w:sz w:val="18"/>
-                <w:szCs w:val="18"/>
-              </w:rPr>
-              <w:t>i.e.</w:t>
-            </w:r>
-            <w:proofErr w:type="gramEnd"/>
-            <w:r>
-              <w:rPr>
-                <w:rFonts w:asciiTheme="minorHAnsi" w:hAnsiTheme="minorHAnsi"/>
-                <w:sz w:val="18"/>
-                <w:szCs w:val="18"/>
-              </w:rPr>
-              <w:t xml:space="preserve"> </w:t>
+              <w:t xml:space="preserve">(i.e. </w:t>
             </w:r>
             <w:r>
               <w:rPr>
@@ -10903,25 +11128,7 @@
                 <w:sz w:val="18"/>
                 <w:szCs w:val="18"/>
               </w:rPr>
-              <w:t>nominal diameter, R-value, and length of each segment, ceiling insulation depth, type (</w:t>
-            </w:r>
-            <w:proofErr w:type="gramStart"/>
-            <w:r>
-              <w:rPr>
-                <w:rFonts w:asciiTheme="minorHAnsi" w:hAnsiTheme="minorHAnsi"/>
-                <w:sz w:val="18"/>
-                <w:szCs w:val="18"/>
-              </w:rPr>
-              <w:t>i.e.</w:t>
-            </w:r>
-            <w:proofErr w:type="gramEnd"/>
-            <w:r>
-              <w:rPr>
-                <w:rFonts w:asciiTheme="minorHAnsi" w:hAnsiTheme="minorHAnsi"/>
-                <w:sz w:val="18"/>
-                <w:szCs w:val="18"/>
-              </w:rPr>
-              <w:t xml:space="preserve"> fiberglass or cellulose), and R-value, lowered chase or containment system locations, and supply and return register locations.</w:t>
+              <w:t>nominal diameter, R-value, and length of each segment, ceiling insulation depth, type (i.e. fiberglass or cellulose), and R-value, lowered chase or containment system locations, and supply and return register locations.</w:t>
             </w:r>
           </w:p>
         </w:tc>
@@ -11189,25 +11396,7 @@
                 <w:sz w:val="18"/>
                 <w:szCs w:val="18"/>
               </w:rPr>
-              <w:t>(</w:t>
-            </w:r>
-            <w:proofErr w:type="gramStart"/>
-            <w:r>
-              <w:rPr>
-                <w:rFonts w:asciiTheme="minorHAnsi" w:hAnsiTheme="minorHAnsi"/>
-                <w:sz w:val="18"/>
-                <w:szCs w:val="18"/>
-              </w:rPr>
-              <w:t>i.e.</w:t>
-            </w:r>
-            <w:proofErr w:type="gramEnd"/>
-            <w:r>
-              <w:rPr>
-                <w:rFonts w:asciiTheme="minorHAnsi" w:hAnsiTheme="minorHAnsi"/>
-                <w:sz w:val="18"/>
-                <w:szCs w:val="18"/>
-              </w:rPr>
-              <w:t xml:space="preserve"> </w:t>
+              <w:t xml:space="preserve">(i.e. </w:t>
             </w:r>
             <w:r>
               <w:rPr>
@@ -13061,27 +13250,7 @@
                 <w:sz w:val="18"/>
                 <w:szCs w:val="18"/>
               </w:rPr>
-              <w:t xml:space="preserve">All applicable sections of this document shall indicate compliance with the specified verification protocol requirements </w:t>
-            </w:r>
-            <w:proofErr w:type="gramStart"/>
-            <w:r>
-              <w:rPr>
-                <w:rFonts w:asciiTheme="minorHAnsi" w:hAnsiTheme="minorHAnsi"/>
-                <w:bCs/>
-                <w:sz w:val="18"/>
-                <w:szCs w:val="18"/>
-              </w:rPr>
-              <w:t>in order for</w:t>
-            </w:r>
-            <w:proofErr w:type="gramEnd"/>
-            <w:r>
-              <w:rPr>
-                <w:rFonts w:asciiTheme="minorHAnsi" w:hAnsiTheme="minorHAnsi"/>
-                <w:bCs/>
-                <w:sz w:val="18"/>
-                <w:szCs w:val="18"/>
-              </w:rPr>
-              <w:t xml:space="preserve"> this Certificate of Verification as a whole to be determined to be in compliance.</w:t>
+              <w:t>All applicable sections of this document shall indicate compliance with the specified verification protocol requirements in order for this Certificate of Verification as a whole to be determined to be in compliance.</w:t>
             </w:r>
           </w:p>
         </w:tc>
@@ -15905,6 +16074,92 @@
     </w:lvl>
   </w:abstractNum>
   <w:abstractNum w:abstractNumId="15" w15:restartNumberingAfterBreak="0">
+    <w:nsid w:val="63C54F10"/>
+    <w:multiLevelType w:val="hybridMultilevel"/>
+    <w:tmpl w:val="F964310A"/>
+    <w:lvl w:ilvl="0" w:tplc="0409000F">
+      <w:start w:val="1"/>
+      <w:numFmt w:val="decimal"/>
+      <w:lvlText w:val="%1."/>
+      <w:lvlJc w:val="left"/>
+      <w:pPr>
+        <w:ind w:left="360" w:hanging="360"/>
+      </w:pPr>
+    </w:lvl>
+    <w:lvl w:ilvl="1" w:tplc="04090019" w:tentative="1">
+      <w:start w:val="1"/>
+      <w:numFmt w:val="lowerLetter"/>
+      <w:lvlText w:val="%2."/>
+      <w:lvlJc w:val="left"/>
+      <w:pPr>
+        <w:ind w:left="1080" w:hanging="360"/>
+      </w:pPr>
+    </w:lvl>
+    <w:lvl w:ilvl="2" w:tplc="0409001B" w:tentative="1">
+      <w:start w:val="1"/>
+      <w:numFmt w:val="lowerRoman"/>
+      <w:lvlText w:val="%3."/>
+      <w:lvlJc w:val="right"/>
+      <w:pPr>
+        <w:ind w:left="1800" w:hanging="180"/>
+      </w:pPr>
+    </w:lvl>
+    <w:lvl w:ilvl="3" w:tplc="0409000F" w:tentative="1">
+      <w:start w:val="1"/>
+      <w:numFmt w:val="decimal"/>
+      <w:lvlText w:val="%4."/>
+      <w:lvlJc w:val="left"/>
+      <w:pPr>
+        <w:ind w:left="2520" w:hanging="360"/>
+      </w:pPr>
+    </w:lvl>
+    <w:lvl w:ilvl="4" w:tplc="04090019" w:tentative="1">
+      <w:start w:val="1"/>
+      <w:numFmt w:val="lowerLetter"/>
+      <w:lvlText w:val="%5."/>
+      <w:lvlJc w:val="left"/>
+      <w:pPr>
+        <w:ind w:left="3240" w:hanging="360"/>
+      </w:pPr>
+    </w:lvl>
+    <w:lvl w:ilvl="5" w:tplc="0409001B" w:tentative="1">
+      <w:start w:val="1"/>
+      <w:numFmt w:val="lowerRoman"/>
+      <w:lvlText w:val="%6."/>
+      <w:lvlJc w:val="right"/>
+      <w:pPr>
+        <w:ind w:left="3960" w:hanging="180"/>
+      </w:pPr>
+    </w:lvl>
+    <w:lvl w:ilvl="6" w:tplc="0409000F" w:tentative="1">
+      <w:start w:val="1"/>
+      <w:numFmt w:val="decimal"/>
+      <w:lvlText w:val="%7."/>
+      <w:lvlJc w:val="left"/>
+      <w:pPr>
+        <w:ind w:left="4680" w:hanging="360"/>
+      </w:pPr>
+    </w:lvl>
+    <w:lvl w:ilvl="7" w:tplc="04090019" w:tentative="1">
+      <w:start w:val="1"/>
+      <w:numFmt w:val="lowerLetter"/>
+      <w:lvlText w:val="%8."/>
+      <w:lvlJc w:val="left"/>
+      <w:pPr>
+        <w:ind w:left="5400" w:hanging="360"/>
+      </w:pPr>
+    </w:lvl>
+    <w:lvl w:ilvl="8" w:tplc="0409001B" w:tentative="1">
+      <w:start w:val="1"/>
+      <w:numFmt w:val="lowerRoman"/>
+      <w:lvlText w:val="%9."/>
+      <w:lvlJc w:val="right"/>
+      <w:pPr>
+        <w:ind w:left="6120" w:hanging="180"/>
+      </w:pPr>
+    </w:lvl>
+  </w:abstractNum>
+  <w:abstractNum w:abstractNumId="16" w15:restartNumberingAfterBreak="0">
     <w:nsid w:val="7DB736A8"/>
     <w:multiLevelType w:val="hybridMultilevel"/>
     <w:tmpl w:val="2AC4052E"/>
@@ -16057,13 +16312,13 @@
     <w:abstractNumId w:val="14"/>
   </w:num>
   <w:num w:numId="14" w16cid:durableId="631711362">
-    <w:abstractNumId w:val="15"/>
+    <w:abstractNumId w:val="16"/>
   </w:num>
   <w:num w:numId="15" w16cid:durableId="1803842247">
-    <w:abstractNumId w:val="15"/>
+    <w:abstractNumId w:val="16"/>
   </w:num>
   <w:num w:numId="16" w16cid:durableId="136846514">
-    <w:abstractNumId w:val="15"/>
+    <w:abstractNumId w:val="16"/>
   </w:num>
   <w:num w:numId="17" w16cid:durableId="1859200545">
     <w:abstractNumId w:val="10"/>
@@ -16174,6 +16429,9 @@
   </w:num>
   <w:num w:numId="22" w16cid:durableId="1986008027">
     <w:abstractNumId w:val="13"/>
+  </w:num>
+  <w:num w:numId="23" w16cid:durableId="1404982675">
+    <w:abstractNumId w:val="15"/>
   </w:num>
   <w:numIdMacAtCleanup w:val="16"/>
 </w:numbering>
@@ -17467,6 +17725,10 @@
 </file>
 
 <file path=customXml/item1.xml><?xml version="1.0" encoding="utf-8"?>
+<b:Sources xmlns:b="http://schemas.openxmlformats.org/officeDocument/2006/bibliography" xmlns="http://schemas.openxmlformats.org/officeDocument/2006/bibliography" SelectedStyle="\APA.XSL" StyleName="APA"/>
+</file>
+
+<file path=customXml/item2.xml><?xml version="1.0" encoding="utf-8"?>
 <p:properties xmlns:p="http://schemas.microsoft.com/office/2006/metadata/properties" xmlns:xsi="http://www.w3.org/2001/XMLSchema-instance" xmlns:pc="http://schemas.microsoft.com/office/infopath/2007/PartnerControls">
   <documentManagement>
     <b26d xmlns="785685f2-c2e1-4352-89aa-3faca8eaba52" xsi:nil="true"/>
@@ -17489,11 +17751,16 @@
 </p:properties>
 </file>
 
-<file path=customXml/item2.xml><?xml version="1.0" encoding="utf-8"?>
-<b:Sources xmlns:b="http://schemas.openxmlformats.org/officeDocument/2006/bibliography" xmlns="http://schemas.openxmlformats.org/officeDocument/2006/bibliography" SelectedStyle="\APA.XSL" StyleName="APA"/>
+<file path=customXml/item3.xml><?xml version="1.0" encoding="utf-8"?>
+<?mso-contentType ?>
+<FormTemplates xmlns="http://schemas.microsoft.com/sharepoint/v3/contenttype/forms">
+  <Display>DocumentLibraryForm</Display>
+  <Edit>DocumentLibraryForm</Edit>
+  <New>DocumentLibraryForm</New>
+</FormTemplates>
 </file>
 
-<file path=customXml/item3.xml><?xml version="1.0" encoding="utf-8"?>
+<file path=customXml/item4.xml><?xml version="1.0" encoding="utf-8"?>
 <ct:contentTypeSchema xmlns:ct="http://schemas.microsoft.com/office/2006/metadata/contentType" xmlns:ma="http://schemas.microsoft.com/office/2006/metadata/properties/metaAttributes" ct:_="" ma:_="" ma:contentTypeName="Document" ma:contentTypeID="0x01010061DC9A153AAEEE45BACE06E01F8272AC" ma:contentTypeVersion="20" ma:contentTypeDescription="Create a new document." ma:contentTypeScope="" ma:versionID="9666f44ab16ed15b00f463a1ceb948f7">
   <xsd:schema xmlns:xsd="http://www.w3.org/2001/XMLSchema" xmlns:xs="http://www.w3.org/2001/XMLSchema" xmlns:p="http://schemas.microsoft.com/office/2006/metadata/properties" xmlns:ns2="785685f2-c2e1-4352-89aa-3faca8eaba52" xmlns:ns3="5067c814-4b34-462c-a21d-c185ff6548d2" targetNamespace="http://schemas.microsoft.com/office/2006/metadata/properties" ma:root="true" ma:fieldsID="3613115c6c127afe4a56fd1236c892c2" ns2:_="" ns3:_="">
     <xsd:import namespace="785685f2-c2e1-4352-89aa-3faca8eaba52"/>
@@ -17776,26 +18043,7 @@
 </ct:contentTypeSchema>
 </file>
 
-<file path=customXml/item4.xml><?xml version="1.0" encoding="utf-8"?>
-<?mso-contentType ?>
-<FormTemplates xmlns="http://schemas.microsoft.com/sharepoint/v3/contenttype/forms">
-  <Display>DocumentLibraryForm</Display>
-  <Edit>DocumentLibraryForm</Edit>
-  <New>DocumentLibraryForm</New>
-</FormTemplates>
-</file>
-
 <file path=customXml/itemProps1.xml><?xml version="1.0" encoding="utf-8"?>
-<ds:datastoreItem xmlns:ds="http://schemas.openxmlformats.org/officeDocument/2006/customXml" ds:itemID="{EF7B0643-5377-4A2A-AD2A-0E6FE5FEC51E}">
-  <ds:schemaRefs>
-    <ds:schemaRef ds:uri="http://schemas.microsoft.com/office/2006/metadata/properties"/>
-    <ds:schemaRef ds:uri="http://schemas.microsoft.com/office/infopath/2007/PartnerControls"/>
-    <ds:schemaRef ds:uri="785685f2-c2e1-4352-89aa-3faca8eaba52"/>
-  </ds:schemaRefs>
-</ds:datastoreItem>
-</file>
-
-<file path=customXml/itemProps2.xml><?xml version="1.0" encoding="utf-8"?>
 <ds:datastoreItem xmlns:ds="http://schemas.openxmlformats.org/officeDocument/2006/customXml" ds:itemID="{3DAA30F2-35AA-4802-BD4F-1934C0320F73}">
   <ds:schemaRefs>
     <ds:schemaRef ds:uri="http://schemas.openxmlformats.org/officeDocument/2006/bibliography"/>
@@ -17803,14 +18051,40 @@
 </ds:datastoreItem>
 </file>
 
-<file path=customXml/itemProps3.xml><?xml version="1.0" encoding="utf-8"?>
-<ds:datastoreItem xmlns:ds="http://schemas.openxmlformats.org/officeDocument/2006/customXml" ds:itemID="{40E67D90-655A-43AC-AAFA-E7599FA72623}"/>
+<file path=customXml/itemProps2.xml><?xml version="1.0" encoding="utf-8"?>
+<ds:datastoreItem xmlns:ds="http://schemas.openxmlformats.org/officeDocument/2006/customXml" ds:itemID="{EF7B0643-5377-4A2A-AD2A-0E6FE5FEC51E}">
+  <ds:schemaRefs>
+    <ds:schemaRef ds:uri="http://schemas.microsoft.com/office/2006/metadata/properties"/>
+    <ds:schemaRef ds:uri="http://schemas.microsoft.com/office/infopath/2007/PartnerControls"/>
+    <ds:schemaRef ds:uri="785685f2-c2e1-4352-89aa-3faca8eaba52"/>
+    <ds:schemaRef ds:uri="5067c814-4b34-462c-a21d-c185ff6548d2"/>
+  </ds:schemaRefs>
+</ds:datastoreItem>
 </file>
 
-<file path=customXml/itemProps4.xml><?xml version="1.0" encoding="utf-8"?>
+<file path=customXml/itemProps3.xml><?xml version="1.0" encoding="utf-8"?>
 <ds:datastoreItem xmlns:ds="http://schemas.openxmlformats.org/officeDocument/2006/customXml" ds:itemID="{FADD966E-1F0D-49F4-AC35-103B4502596F}">
   <ds:schemaRefs>
     <ds:schemaRef ds:uri="http://schemas.microsoft.com/sharepoint/v3/contenttype/forms"/>
   </ds:schemaRefs>
 </ds:datastoreItem>
+</file>
+
+<file path=customXml/itemProps4.xml><?xml version="1.0" encoding="utf-8"?>
+<ds:datastoreItem xmlns:ds="http://schemas.openxmlformats.org/officeDocument/2006/customXml" ds:itemID="{40E67D90-655A-43AC-AAFA-E7599FA72623}">
+  <ds:schemaRefs>
+    <ds:schemaRef ds:uri="http://schemas.microsoft.com/office/2006/metadata/contentType"/>
+    <ds:schemaRef ds:uri="http://schemas.microsoft.com/office/2006/metadata/properties/metaAttributes"/>
+    <ds:schemaRef ds:uri="http://www.w3.org/2001/XMLSchema"/>
+    <ds:schemaRef ds:uri="http://schemas.microsoft.com/office/2006/metadata/properties"/>
+    <ds:schemaRef ds:uri="785685f2-c2e1-4352-89aa-3faca8eaba52"/>
+    <ds:schemaRef ds:uri="5067c814-4b34-462c-a21d-c185ff6548d2"/>
+    <ds:schemaRef ds:uri="http://schemas.microsoft.com/office/2006/documentManagement/types"/>
+    <ds:schemaRef ds:uri="http://schemas.microsoft.com/office/infopath/2007/PartnerControls"/>
+    <ds:schemaRef ds:uri="http://schemas.openxmlformats.org/package/2006/metadata/core-properties"/>
+    <ds:schemaRef ds:uri="http://purl.org/dc/elements/1.1/"/>
+    <ds:schemaRef ds:uri="http://purl.org/dc/terms/"/>
+    <ds:schemaRef ds:uri="http://schemas.microsoft.com/internal/obd"/>
+  </ds:schemaRefs>
+</ds:datastoreItem>
 </file>